--- a/毕设文件/3221316110-罗彤晰-开题报告.docx
+++ b/毕设文件/3221316110-罗彤晰-开题报告.docx
@@ -85,11 +85,6 @@
               <w:t>论文题目：</w:t>
             </w:r>
             <w:r>
-              <w:commentReference w:id="0"/>
-            </w:r>
-            <w:bookmarkStart w:id="0" w:name="_GoBack"/>
-            <w:bookmarkEnd w:id="0"/>
-            <w:r>
               <w:t>基于Springboot的多智能协作的智能旅游规划管理平台的设计与实现</w:t>
             </w:r>
           </w:p>
@@ -145,169 +140,152 @@
                 <w:sz w:val="28"/>
                 <w:szCs w:val="22"/>
               </w:rPr>
-              <w:t>1. 选题背景及研究的目的和意义</w:t>
-            </w:r>
+              <w:t>1. 选题背景及研究的目的和意</w:t>
+            </w:r>
+          </w:p>
+          <w:p>
+            <w:pPr>
+              <w:pStyle w:val="17"/>
+              <w:spacing w:before="163" w:beforeLines="50" w:after="163" w:afterLines="50" w:line="300" w:lineRule="auto"/>
+              <w:ind w:firstLine="480"/>
+              <w:rPr>
+                <w:sz w:val="24"/>
+                <w:szCs w:val="21"/>
+              </w:rPr>
+            </w:pPr>
+            <w:r>
+              <w:rPr>
+                <w:sz w:val="24"/>
+                <w:szCs w:val="21"/>
+              </w:rPr>
+              <w:t>1.1选题背景</w:t>
+            </w:r>
+          </w:p>
+          <w:p>
+            <w:pPr>
+              <w:pStyle w:val="15"/>
+              <w:spacing w:line="300" w:lineRule="auto"/>
+              <w:ind w:firstLine="480"/>
+            </w:pPr>
+            <w:r>
+              <w:t>智能 AI 旅游推荐平台，是一个利用 AI 模型和数据分析为用户提供个性化旅游路线推荐、景点评分、旅游攻略分享等功能的综合性系统。在当前旅游行业数字化转型加速的背景下，传统旅游信息获取方式存在信息分散、推荐缺乏针对性等问题，难以满足用户多样化、个性化的旅游需求。</w:t>
+            </w:r>
+          </w:p>
+          <w:p>
+            <w:pPr>
+              <w:pStyle w:val="15"/>
+              <w:spacing w:line="300" w:lineRule="auto"/>
+              <w:ind w:firstLine="480"/>
+              <w:rPr>
+                <w:bCs/>
+              </w:rPr>
+            </w:pPr>
+            <w:r>
+              <w:t xml:space="preserve">该系统融合了图表数据分析、游客留言、旅游日历、景点浏览、攻略收藏、弹幕互动、 AI 旅游顾问等多种功能，项目功能总计 </w:t>
+            </w:r>
+            <w:r>
+              <w:rPr>
+                <w:rFonts w:hint="eastAsia"/>
+                <w:lang w:val="en-US" w:eastAsia="zh-CN"/>
+              </w:rPr>
+              <w:t>1</w:t>
+            </w:r>
+            <w:r>
+              <w:t>0+，不仅能为用户提供一站式的旅游信息服务</w:t>
+            </w:r>
+            <w:r>
+              <w:rPr>
+                <w:rFonts w:hint="eastAsia"/>
+                <w:lang w:eastAsia="zh-CN"/>
+              </w:rPr>
+              <w:t>，</w:t>
+            </w:r>
+            <w:r>
+              <w:t>助力解决旅游服务中的信息不对称问题，提升用户旅游体验，同时为旅游行业相关从业者提供数据支持，具有重要的实际应用价值。</w:t>
+            </w:r>
+          </w:p>
+          <w:p>
+            <w:pPr>
+              <w:pStyle w:val="17"/>
+              <w:spacing w:before="163" w:beforeLines="50" w:after="163" w:afterLines="50" w:line="300" w:lineRule="auto"/>
+              <w:ind w:firstLine="480"/>
+              <w:rPr>
+                <w:sz w:val="24"/>
+                <w:szCs w:val="21"/>
+              </w:rPr>
+            </w:pPr>
+            <w:r>
+              <w:rPr>
+                <w:sz w:val="24"/>
+                <w:szCs w:val="21"/>
+              </w:rPr>
+              <w:t>1.2研究目的</w:t>
+            </w:r>
+          </w:p>
+          <w:p>
+            <w:pPr>
+              <w:pStyle w:val="15"/>
+              <w:spacing w:line="300" w:lineRule="auto"/>
+              <w:ind w:firstLine="480"/>
+            </w:pPr>
+            <w:r>
+              <w:t>随着人们生活水平的提高，旅游已成为大众休闲娱乐的重要方式，用户对旅游服务的个性化需求日益凸显。本智能 AI 旅游推荐平台通过 AI 模型分析用户偏好，结合协同过滤推荐算法，为用户精准推荐个性化旅游路线，解决传统旅游推荐中 “千人一面” 的问题，让用户能快速找到符合自身兴趣和需求的旅游方案，节省旅游规划时间，提升旅游体验满意度。</w:t>
+            </w:r>
+          </w:p>
+          <w:p>
+            <w:pPr>
+              <w:pStyle w:val="15"/>
+              <w:spacing w:line="300" w:lineRule="auto"/>
+              <w:ind w:firstLine="480"/>
+            </w:pPr>
+            <w:r>
+              <w:t>传统旅游信息传播渠道分散，用户需在多个平台查询景点、攻略、门票等信息，信息获取效率低且质量参差不齐。本平台整合景点信息、旅游攻略、门票预订等功能，采用数据可视化技术展示景点热度等关键信息，方便用户直观了解旅游相关数据，同时通过严格的信息审核机制（如管理员对旅游攻略、景点信息的管理），保证平台信息的准确性和可靠性，提升旅游信息服务的整体效率与质量。</w:t>
+            </w:r>
+          </w:p>
+          <w:p>
+            <w:pPr>
+              <w:pStyle w:val="17"/>
+              <w:spacing w:before="163" w:beforeLines="50" w:after="163" w:afterLines="50" w:line="300" w:lineRule="auto"/>
+              <w:ind w:firstLine="480"/>
+              <w:rPr>
+                <w:sz w:val="24"/>
+                <w:szCs w:val="21"/>
+              </w:rPr>
+            </w:pPr>
+            <w:r>
+              <w:rPr>
+                <w:sz w:val="24"/>
+                <w:szCs w:val="21"/>
+              </w:rPr>
+              <w:t>1.3研究意义</w:t>
+            </w:r>
+          </w:p>
+          <w:p>
+            <w:pPr>
+              <w:pStyle w:val="15"/>
+              <w:spacing w:line="300" w:lineRule="auto"/>
+              <w:ind w:firstLine="480"/>
+            </w:pPr>
+            <w:r>
+              <w:t>在数字化时代，旅游行业的智能化转型是必然趋势。本平台运用前后端分离架构、AI 技术、数据可视化等先进技术，构建功能完善的智能旅游服务系统，为旅游行业提供数字化、智能化的解决方案。通过平台积累的用户行为数据、景点数据等，可为旅游景区规划、旅游产品设计等提供数据支撑，助力旅游行业实现精准运营和创新发展，推动旅游行业数字化与智能化水平的提升。</w:t>
+            </w:r>
+          </w:p>
+          <w:p>
+            <w:pPr>
+              <w:pStyle w:val="16"/>
+              <w:spacing w:before="0" w:after="0" w:line="300" w:lineRule="auto"/>
+              <w:ind w:firstLine="560" w:firstLineChars="200"/>
+              <w:rPr>
+                <w:rFonts w:ascii="Times New Roman" w:hAnsi="Times New Roman"/>
+              </w:rPr>
+            </w:pPr>
             <w:r>
               <w:rPr>
                 <w:rFonts w:ascii="Times New Roman" w:hAnsi="Times New Roman"/>
                 <w:sz w:val="28"/>
                 <w:szCs w:val="22"/>
               </w:rPr>
-              <w:commentReference w:id="1"/>
-            </w:r>
-          </w:p>
-          <w:p>
-            <w:pPr>
-              <w:pStyle w:val="17"/>
-              <w:spacing w:before="163" w:beforeLines="50" w:after="163" w:afterLines="50" w:line="300" w:lineRule="auto"/>
-              <w:ind w:firstLine="480"/>
-              <w:rPr>
-                <w:sz w:val="24"/>
-                <w:szCs w:val="21"/>
-              </w:rPr>
-            </w:pPr>
-            <w:r>
-              <w:rPr>
-                <w:sz w:val="24"/>
-                <w:szCs w:val="21"/>
-              </w:rPr>
-              <w:t>1.1选题背景</w:t>
-            </w:r>
-          </w:p>
-          <w:p>
-            <w:pPr>
-              <w:pStyle w:val="15"/>
-              <w:spacing w:line="300" w:lineRule="auto"/>
-              <w:ind w:firstLine="480"/>
-            </w:pPr>
-            <w:r>
-              <w:t>智能 AI 旅游推荐平台，是一个利用 AI 模型和数据分析为用户提供个性化旅游路线推荐、景点评分、旅游攻略分享等功能的综合性系统。在当前旅游行业数字化转型加速的背景下，传统旅游信息获取方式存在信息分散、推荐缺乏针对性等问题，难以满足用户多样化、个性化的旅游需求。</w:t>
-            </w:r>
-          </w:p>
-          <w:p>
-            <w:pPr>
-              <w:pStyle w:val="15"/>
-              <w:spacing w:line="300" w:lineRule="auto"/>
-              <w:ind w:firstLine="480"/>
-              <w:rPr>
-                <w:bCs/>
-              </w:rPr>
-            </w:pPr>
-            <w:r>
-              <w:t xml:space="preserve">该系统融合了图表数据分析、游客留言、旅游日历、景点浏览、攻略收藏、弹幕互动、 AI 旅游顾问等多种功能，项目功能总计 </w:t>
-            </w:r>
-            <w:r>
-              <w:rPr>
-                <w:rFonts w:hint="eastAsia"/>
-                <w:lang w:val="en-US" w:eastAsia="zh-CN"/>
-              </w:rPr>
-              <w:t>1</w:t>
-            </w:r>
-            <w:r>
-              <w:t>0+，不仅能为用户提供一站式的旅游信息服务</w:t>
-            </w:r>
-            <w:r>
-              <w:rPr>
-                <w:rFonts w:hint="eastAsia"/>
-                <w:lang w:eastAsia="zh-CN"/>
-              </w:rPr>
-              <w:t>，</w:t>
-            </w:r>
-            <w:r>
-              <w:t>助力解决旅游服务中的信息不对称问题，提升用户旅游体验，同时为旅游行业相关从业者提供数据支持，具有重要的实际应用价值。</w:t>
-            </w:r>
-          </w:p>
-          <w:p>
-            <w:pPr>
-              <w:pStyle w:val="17"/>
-              <w:spacing w:before="163" w:beforeLines="50" w:after="163" w:afterLines="50" w:line="300" w:lineRule="auto"/>
-              <w:ind w:firstLine="480"/>
-              <w:rPr>
-                <w:sz w:val="24"/>
-                <w:szCs w:val="21"/>
-              </w:rPr>
-            </w:pPr>
-            <w:r>
-              <w:rPr>
-                <w:sz w:val="24"/>
-                <w:szCs w:val="21"/>
-              </w:rPr>
-              <w:t>1.2研究目的</w:t>
-            </w:r>
-          </w:p>
-          <w:p>
-            <w:pPr>
-              <w:pStyle w:val="15"/>
-              <w:spacing w:line="300" w:lineRule="auto"/>
-              <w:ind w:firstLine="480"/>
-            </w:pPr>
-            <w:r>
-              <w:t>随着人们生活水平的提高，旅游已成为大众休闲娱乐的重要方式，用户对旅游服务的个性化需求日益凸显。本智能 AI 旅游推荐平台通过 AI 模型分析用户偏好，结合协同过滤推荐算法，为用户精准推荐个性化旅游路线，解决传统旅游推荐中 “千人一面” 的问题，让用户能快速找到符合自身兴趣和需求的旅游方案，节省旅游规划时间，提升旅游体验满意度。</w:t>
-            </w:r>
-          </w:p>
-          <w:p>
-            <w:pPr>
-              <w:pStyle w:val="15"/>
-              <w:spacing w:line="300" w:lineRule="auto"/>
-              <w:ind w:firstLine="480"/>
-            </w:pPr>
-            <w:r>
-              <w:t>传统旅游信息传播渠道分散，用户需在多个平台查询景点、攻略、门票等信息，信息获取效率低且质量参差不齐。本平台整合景点信息、旅游攻略、门票预订等功能，采用数据可视化技术展示景点热度等关键信息，方便用户直观了解旅游相关数据，同时通过严格的信息审核机制（如管理员对旅游攻略、景点信息的管理），保证平台信息的准确性和可靠性，提升旅游信息服务的整体效率与质量。</w:t>
-            </w:r>
-          </w:p>
-          <w:p>
-            <w:pPr>
-              <w:pStyle w:val="17"/>
-              <w:spacing w:before="163" w:beforeLines="50" w:after="163" w:afterLines="50" w:line="300" w:lineRule="auto"/>
-              <w:ind w:firstLine="480"/>
-              <w:rPr>
-                <w:sz w:val="24"/>
-                <w:szCs w:val="21"/>
-              </w:rPr>
-            </w:pPr>
-            <w:r>
-              <w:rPr>
-                <w:sz w:val="24"/>
-                <w:szCs w:val="21"/>
-              </w:rPr>
-              <w:t>1.3研究意义</w:t>
-            </w:r>
-          </w:p>
-          <w:p>
-            <w:pPr>
-              <w:pStyle w:val="15"/>
-              <w:spacing w:line="300" w:lineRule="auto"/>
-              <w:ind w:firstLine="480"/>
-            </w:pPr>
-            <w:r>
-              <w:commentReference w:id="2"/>
-            </w:r>
-            <w:r>
-              <w:t>在数字化时代，旅游行业的智能化转型是必然趋势。本平台运用前后端分离架构、AI 技术、数据可视化等先进技术，构建功能完善的智能旅游服务系统，为旅游行业提供数字化、智能化的解决方案。通过平台积累的用户行为数据、景点数据等，可为旅游景区规划、旅游产品设计等提供数据支撑，助力旅游行业实现精准运营和创新发展，推动旅游行业数字化与智能化水平的提升。</w:t>
-            </w:r>
-          </w:p>
-          <w:p>
-            <w:pPr>
-              <w:pStyle w:val="16"/>
-              <w:spacing w:before="0" w:after="0" w:line="300" w:lineRule="auto"/>
-              <w:ind w:firstLine="560" w:firstLineChars="200"/>
-              <w:rPr>
-                <w:rFonts w:ascii="Times New Roman" w:hAnsi="Times New Roman"/>
-              </w:rPr>
-            </w:pPr>
-            <w:r>
-              <w:rPr>
-                <w:rFonts w:ascii="Times New Roman" w:hAnsi="Times New Roman"/>
-                <w:sz w:val="28"/>
-                <w:szCs w:val="22"/>
-              </w:rPr>
               <w:t>2. 国内外在该方向的研究现状及分析</w:t>
-            </w:r>
-            <w:r>
-              <w:rPr>
-                <w:rFonts w:ascii="Times New Roman" w:hAnsi="Times New Roman"/>
-              </w:rPr>
-              <w:commentReference w:id="3"/>
             </w:r>
           </w:p>
           <w:p>
@@ -470,7 +448,7 @@
                           </pic:cNvPicPr>
                         </pic:nvPicPr>
                         <pic:blipFill>
-                          <a:blip r:embed="rId11"/>
+                          <a:blip r:embed="rId9"/>
                           <a:stretch>
                             <a:fillRect/>
                           </a:stretch>
@@ -627,9 +605,6 @@
               </w:rPr>
               <w:t>进度安排</w:t>
             </w:r>
-            <w:r>
-              <w:commentReference w:id="4"/>
-            </w:r>
           </w:p>
           <w:tbl>
             <w:tblPr>
@@ -653,8 +628,8 @@
               </w:tblCellMar>
             </w:tblPr>
             <w:tblGrid>
-              <w:gridCol w:w="3107"/>
-              <w:gridCol w:w="5688"/>
+              <w:gridCol w:w="4166"/>
+              <w:gridCol w:w="4629"/>
             </w:tblGrid>
             <w:tr>
               <w:tblPrEx>
@@ -675,7 +650,7 @@
               </w:tblPrEx>
               <w:tc>
                 <w:tcPr>
-                  <w:tcW w:w="3107" w:type="dxa"/>
+                  <w:tcW w:w="4166" w:type="dxa"/>
                 </w:tcPr>
                 <w:p>
                   <w:pPr>
@@ -694,7 +669,7 @@
               </w:tc>
               <w:tc>
                 <w:tcPr>
-                  <w:tcW w:w="5688" w:type="dxa"/>
+                  <w:tcW w:w="4629" w:type="dxa"/>
                 </w:tcPr>
                 <w:p>
                   <w:pPr>
@@ -731,55 +706,27 @@
               </w:tblPrEx>
               <w:tc>
                 <w:tcPr>
-                  <w:tcW w:w="3107" w:type="dxa"/>
+                  <w:tcW w:w="4166" w:type="dxa"/>
                 </w:tcPr>
                 <w:p>
-                  <w:pPr>
-                    <w:pStyle w:val="15"/>
-                    <w:spacing w:line="300" w:lineRule="auto"/>
-                    <w:ind w:firstLine="0" w:firstLineChars="0"/>
-                  </w:pPr>
                   <w:r>
                     <w:rPr>
                       <w:rFonts w:hint="eastAsia"/>
                     </w:rPr>
-                    <w:t>2025年</w:t>
-                  </w:r>
-                  <w:r>
-                    <w:rPr>
-                      <w:rFonts w:hint="eastAsia"/>
-                      <w:lang w:val="en-US" w:eastAsia="zh-CN"/>
-                    </w:rPr>
-                    <w:t>9</w:t>
-                  </w:r>
-                  <w:r>
-                    <w:rPr>
-                      <w:rFonts w:hint="eastAsia"/>
-                    </w:rPr>
-                    <w:t>月~2025年</w:t>
-                  </w:r>
-                  <w:r>
-                    <w:rPr>
-                      <w:rFonts w:hint="eastAsia"/>
-                      <w:lang w:val="en-US" w:eastAsia="zh-CN"/>
-                    </w:rPr>
-                    <w:t>11</w:t>
-                  </w:r>
-                  <w:r>
-                    <w:rPr>
-                      <w:rFonts w:hint="eastAsia"/>
-                    </w:rPr>
-                    <w:t>月</w:t>
+                    <w:t>2026年3月2日~2026年3月5日</w:t>
                   </w:r>
                 </w:p>
               </w:tc>
               <w:tc>
                 <w:tcPr>
-                  <w:tcW w:w="5688" w:type="dxa"/>
+                  <w:tcW w:w="4629" w:type="dxa"/>
                 </w:tcPr>
                 <w:p>
                   <w:r>
-                    <w:t>完成文献调研与需求分析；明确系统功能范围与技术选型；完成数据库概念/逻辑设计与接口规范初稿；搭建前后端开发环境，完成原型与关键技术预研（推荐算法、AI 对话接口联调）。</w:t>
+                    <w:rPr>
+                      <w:rFonts w:hint="eastAsia"/>
+                    </w:rPr>
+                    <w:t>任务书</w:t>
                   </w:r>
                 </w:p>
               </w:tc>
@@ -803,68 +750,27 @@
               </w:tblPrEx>
               <w:tc>
                 <w:tcPr>
-                  <w:tcW w:w="3107" w:type="dxa"/>
+                  <w:tcW w:w="4166" w:type="dxa"/>
                 </w:tcPr>
                 <w:p>
-                  <w:pPr>
-                    <w:pStyle w:val="15"/>
-                    <w:spacing w:line="300" w:lineRule="auto"/>
-                    <w:ind w:firstLine="0" w:firstLineChars="0"/>
-                  </w:pPr>
                   <w:r>
                     <w:rPr>
                       <w:rFonts w:hint="eastAsia"/>
                     </w:rPr>
-                    <w:t>2025年</w:t>
-                  </w:r>
-                  <w:r>
-                    <w:rPr>
-                      <w:rFonts w:hint="eastAsia"/>
-                      <w:lang w:val="en-US" w:eastAsia="zh-CN"/>
-                    </w:rPr>
-                    <w:t>11</w:t>
-                  </w:r>
-                  <w:r>
-                    <w:rPr>
-                      <w:rFonts w:hint="eastAsia"/>
-                    </w:rPr>
-                    <w:t>月~202</w:t>
-                  </w:r>
-                  <w:r>
-                    <w:rPr>
-                      <w:rFonts w:hint="eastAsia"/>
-                      <w:lang w:val="en-US" w:eastAsia="zh-CN"/>
-                    </w:rPr>
-                    <w:t>6</w:t>
-                  </w:r>
-                  <w:r>
-                    <w:rPr>
-                      <w:rFonts w:hint="eastAsia"/>
-                    </w:rPr>
-                    <w:t>年</w:t>
-                  </w:r>
-                  <w:r>
-                    <w:rPr>
-                      <w:rFonts w:hint="eastAsia"/>
-                      <w:lang w:val="en-US" w:eastAsia="zh-CN"/>
-                    </w:rPr>
-                    <w:t>3</w:t>
-                  </w:r>
-                  <w:r>
-                    <w:rPr>
-                      <w:rFonts w:hint="eastAsia"/>
-                    </w:rPr>
-                    <w:t>月</w:t>
+                    <w:t>2026年3月6日~2026年3月11日</w:t>
                   </w:r>
                 </w:p>
               </w:tc>
               <w:tc>
                 <w:tcPr>
-                  <w:tcW w:w="5688" w:type="dxa"/>
+                  <w:tcW w:w="4629" w:type="dxa"/>
                 </w:tcPr>
                 <w:p>
                   <w:r>
-                    <w:t>完成核心业务模块开发与联调：用户/管理员权限、景点与路线、攻略社区、留言弹幕、门票与订单；完成推荐算法落地与数据可视化模块；完善全局异常处理；阶段性系统测试与性能优化。</w:t>
+                    <w:rPr>
+                      <w:rFonts w:hint="eastAsia"/>
+                    </w:rPr>
+                    <w:t>开题报告</w:t>
                   </w:r>
                 </w:p>
               </w:tc>
@@ -888,76 +794,27 @@
               </w:tblPrEx>
               <w:tc>
                 <w:tcPr>
-                  <w:tcW w:w="3107" w:type="dxa"/>
+                  <w:tcW w:w="4166" w:type="dxa"/>
                 </w:tcPr>
                 <w:p>
-                  <w:pPr>
-                    <w:pStyle w:val="15"/>
-                    <w:spacing w:line="300" w:lineRule="auto"/>
-                    <w:ind w:firstLine="0" w:firstLineChars="0"/>
-                  </w:pPr>
                   <w:r>
                     <w:rPr>
                       <w:rFonts w:hint="eastAsia"/>
                     </w:rPr>
-                    <w:t>202</w:t>
-                  </w:r>
-                  <w:r>
-                    <w:rPr>
-                      <w:rFonts w:hint="eastAsia"/>
-                      <w:lang w:val="en-US" w:eastAsia="zh-CN"/>
-                    </w:rPr>
-                    <w:t>6</w:t>
-                  </w:r>
-                  <w:r>
-                    <w:rPr>
-                      <w:rFonts w:hint="eastAsia"/>
-                    </w:rPr>
-                    <w:t>年</w:t>
-                  </w:r>
-                  <w:r>
-                    <w:rPr>
-                      <w:rFonts w:hint="eastAsia"/>
-                      <w:lang w:val="en-US" w:eastAsia="zh-CN"/>
-                    </w:rPr>
-                    <w:t>4</w:t>
-                  </w:r>
-                  <w:r>
-                    <w:rPr>
-                      <w:rFonts w:hint="eastAsia"/>
-                    </w:rPr>
-                    <w:t>月</w:t>
+                    <w:t>2026年4月15日~2026年4月22日</w:t>
                   </w:r>
                 </w:p>
               </w:tc>
               <w:tc>
                 <w:tcPr>
-                  <w:tcW w:w="5688" w:type="dxa"/>
+                  <w:tcW w:w="4629" w:type="dxa"/>
                 </w:tcPr>
                 <w:p>
-                  <w:pPr>
-                    <w:pStyle w:val="15"/>
-                    <w:spacing w:line="300" w:lineRule="auto"/>
-                    <w:ind w:firstLine="0" w:firstLineChars="0"/>
-                  </w:pPr>
                   <w:r>
                     <w:rPr>
                       <w:rFonts w:hint="eastAsia"/>
                     </w:rPr>
                     <w:t>中期检查</w:t>
-                  </w:r>
-                  <w:r>
-                    <w:rPr>
-                      <w:rFonts w:hint="eastAsia"/>
-                      <w:lang w:eastAsia="zh-CN"/>
-                    </w:rPr>
-                    <w:t>；</w:t>
-                  </w:r>
-                  <w:r>
-                    <w:rPr>
-                      <w:rFonts w:hint="eastAsia"/>
-                    </w:rPr>
-                    <w:t>完成系统综合测试（功能/接口/兼容/安全）；补齐部署脚本与说明文档；完成论文撰写、实验设计与结果分析；配合中期检查进行迭代修改并准备评审材料。</w:t>
                   </w:r>
                 </w:p>
               </w:tc>
@@ -981,42 +838,81 @@
               </w:tblPrEx>
               <w:tc>
                 <w:tcPr>
-                  <w:tcW w:w="3107" w:type="dxa"/>
+                  <w:tcW w:w="4166" w:type="dxa"/>
+                </w:tcPr>
+                <w:p>
+                  <w:r>
+                    <w:rPr>
+                      <w:rFonts w:hint="eastAsia"/>
+                    </w:rPr>
+                    <w:t>2026年5月6日~2026年5月11日</w:t>
+                  </w:r>
+                </w:p>
+              </w:tc>
+              <w:tc>
+                <w:tcPr>
+                  <w:tcW w:w="4629" w:type="dxa"/>
+                </w:tcPr>
+                <w:p>
+                  <w:r>
+                    <w:rPr>
+                      <w:rFonts w:hint="eastAsia"/>
+                    </w:rPr>
+                    <w:t>交叉评阅</w:t>
+                  </w:r>
+                </w:p>
+              </w:tc>
+            </w:tr>
+            <w:tr>
+              <w:tblPrEx>
+                <w:tblBorders>
+                  <w:top w:val="single" w:color="auto" w:sz="4" w:space="0"/>
+                  <w:left w:val="single" w:color="auto" w:sz="4" w:space="0"/>
+                  <w:bottom w:val="single" w:color="auto" w:sz="4" w:space="0"/>
+                  <w:right w:val="single" w:color="auto" w:sz="4" w:space="0"/>
+                  <w:insideH w:val="single" w:color="auto" w:sz="4" w:space="0"/>
+                  <w:insideV w:val="single" w:color="auto" w:sz="4" w:space="0"/>
+                </w:tblBorders>
+                <w:tblCellMar>
+                  <w:top w:w="0" w:type="dxa"/>
+                  <w:left w:w="108" w:type="dxa"/>
+                  <w:bottom w:w="0" w:type="dxa"/>
+                  <w:right w:w="108" w:type="dxa"/>
+                </w:tblCellMar>
+              </w:tblPrEx>
+              <w:tc>
+                <w:tcPr>
+                  <w:tcW w:w="4166" w:type="dxa"/>
                 </w:tcPr>
                 <w:p>
                   <w:pPr>
-                    <w:pStyle w:val="15"/>
-                    <w:spacing w:line="300" w:lineRule="auto"/>
-                    <w:ind w:firstLine="0" w:firstLineChars="0"/>
+                    <w:rPr>
+                      <w:rFonts w:hint="eastAsia"/>
+                    </w:rPr>
                   </w:pPr>
                   <w:r>
                     <w:rPr>
                       <w:rFonts w:hint="eastAsia"/>
                     </w:rPr>
-                    <w:t>2026年</w:t>
-                  </w:r>
-                  <w:r>
-                    <w:rPr>
-                      <w:rFonts w:hint="eastAsia"/>
-                      <w:lang w:val="en-US" w:eastAsia="zh-CN"/>
-                    </w:rPr>
-                    <w:t>5</w:t>
-                  </w:r>
-                  <w:r>
-                    <w:rPr>
-                      <w:rFonts w:hint="eastAsia"/>
-                    </w:rPr>
-                    <w:t>月</w:t>
+                    <w:t>2026年5月16日</w:t>
                   </w:r>
                 </w:p>
               </w:tc>
               <w:tc>
                 <w:tcPr>
-                  <w:tcW w:w="5688" w:type="dxa"/>
+                  <w:tcW w:w="4629" w:type="dxa"/>
                 </w:tcPr>
                 <w:p>
+                  <w:pPr>
+                    <w:rPr>
+                      <w:rFonts w:hint="eastAsia"/>
+                    </w:rPr>
+                  </w:pPr>
                   <w:r>
-                    <w:t>完成论文定稿、答辩 PPT 与演示环境准备；整理代码与文档归档，提交毕业设计材料与项目成果。</w:t>
+                    <w:rPr>
+                      <w:rFonts w:hint="eastAsia"/>
+                    </w:rPr>
+                    <w:t>毕设答辩</w:t>
                   </w:r>
                 </w:p>
               </w:tc>
@@ -1074,16 +970,6 @@
             </w:pPr>
             <w:r>
               <w:t>（4）形成完整的工程化成果：包括数据库设计、接口文档（Knife4j/Swagger）、部署说明、测试用例与毕业设计论文。</w:t>
-            </w:r>
-          </w:p>
-          <w:p>
-            <w:pPr>
-              <w:pStyle w:val="15"/>
-              <w:spacing w:line="300" w:lineRule="auto"/>
-              <w:ind w:firstLine="480"/>
-            </w:pPr>
-            <w:r>
-              <w:commentReference w:id="5"/>
             </w:r>
           </w:p>
           <w:p>
@@ -1486,54 +1372,32 @@
             <w:r>
               <w:t>指导教师评语：</w:t>
             </w:r>
-            <w:r>
-              <w:commentReference w:id="6"/>
-            </w:r>
           </w:p>
           <w:p>
             <w:pPr>
               <w:pStyle w:val="15"/>
               <w:spacing w:line="300" w:lineRule="auto"/>
-              <w:ind w:firstLine="0" w:firstLineChars="0"/>
-            </w:pPr>
-            <w:r>
-              <w:t>……</w:t>
-            </w:r>
-          </w:p>
-          <w:p>
-            <w:pPr>
-              <w:pStyle w:val="15"/>
-              <w:spacing w:line="300" w:lineRule="auto"/>
-              <w:ind w:firstLine="480"/>
-            </w:pPr>
-            <w:r>
-              <w:t>……</w:t>
-            </w:r>
-          </w:p>
-          <w:p>
-            <w:pPr>
-              <w:pStyle w:val="15"/>
-              <w:spacing w:line="300" w:lineRule="auto"/>
-              <w:ind w:firstLine="480"/>
             </w:pPr>
             <w:r>
               <w:rPr>
                 <w:rFonts w:hint="eastAsia"/>
               </w:rPr>
-              <w:t>综上所述，</w:t>
+              <w:t>该课题选题具有较强的现实意义与创新性，研究方向明确，有一定的应用价值。学生在开题报告中清晰阐述了课题的研究背景、目的与意义，对国内外研究现状的分析。进度安排基本合理，对于可能遇到的问题有初步预判，并提出了相应的解决思路，同意开题。综上所述，</w:t>
             </w:r>
             <w:r>
               <w:t>同意开题。</w:t>
             </w:r>
+            <w:bookmarkStart w:id="0" w:name="_GoBack"/>
+            <w:bookmarkEnd w:id="0"/>
           </w:p>
         </w:tc>
       </w:tr>
     </w:tbl>
     <w:p/>
     <w:sectPr>
-      <w:headerReference r:id="rId8" w:type="first"/>
-      <w:headerReference r:id="rId7" w:type="default"/>
-      <w:footerReference r:id="rId9" w:type="default"/>
+      <w:headerReference r:id="rId6" w:type="first"/>
+      <w:headerReference r:id="rId5" w:type="default"/>
+      <w:footerReference r:id="rId7" w:type="default"/>
       <w:pgSz w:w="11906" w:h="16838"/>
       <w:pgMar w:top="1361" w:right="1247" w:bottom="1247" w:left="1361" w:header="851" w:footer="992" w:gutter="0"/>
       <w:pgNumType w:start="0"/>
@@ -1543,278 +1407,6 @@
     </w:sectPr>
   </w:body>
 </w:document>
-</file>
-
-<file path=word/comments.xml><?xml version="1.0" encoding="utf-8"?>
-<w:comments xmlns:wpc="http://schemas.microsoft.com/office/word/2010/wordprocessingCanvas" xmlns:mc="http://schemas.openxmlformats.org/markup-compatibility/2006" xmlns:o="urn:schemas-microsoft-com:office:office" xmlns:r="http://schemas.openxmlformats.org/officeDocument/2006/relationships" xmlns:m="http://schemas.openxmlformats.org/officeDocument/2006/math" xmlns:v="urn:schemas-microsoft-com:vml" xmlns:wp14="http://schemas.microsoft.com/office/word/2010/wordprocessingDrawing" xmlns:wp="http://schemas.openxmlformats.org/drawingml/2006/wordprocessingDrawing" xmlns:w="http://schemas.openxmlformats.org/wordprocessingml/2006/main" xmlns:w14="http://schemas.microsoft.com/office/word/2010/wordml" xmlns:w15="http://schemas.microsoft.com/office/word/2012/wordml" xmlns:w10="urn:schemas-microsoft-com:office:word" xmlns:wpg="http://schemas.microsoft.com/office/word/2010/wordprocessingGroup" xmlns:wpi="http://schemas.microsoft.com/office/word/2010/wordprocessingInk" xmlns:wne="http://schemas.microsoft.com/office/word/2006/wordml" xmlns:wps="http://schemas.microsoft.com/office/word/2010/wordprocessingShape" xmlns:wpsCustomData="http://www.wps.cn/officeDocument/2013/wpsCustomData" mc:Ignorable="w14 w15 wp14">
-  <w:comment w:id="0" w:author="Serenity_张" w:date="2025-07-20T19:49:00Z" w:initials="">
-    <w:p>
-      <w:pPr>
-        <w:pStyle w:val="3"/>
-        <w:rPr>
-          <w:highlight w:val="yellow"/>
-        </w:rPr>
-      </w:pPr>
-      <w:r>
-        <w:rPr>
-          <w:rFonts w:hint="eastAsia"/>
-          <w:highlight w:val="yellow"/>
-        </w:rPr>
-        <w:t>特别注意：论文题目与题目审核表中保持完全一致，包括英文大小写、是否有空格、是否有“的”都要完全相同。</w:t>
-      </w:r>
-    </w:p>
-  </w:comment>
-  <w:comment w:id="1" w:author="Serenity_张" w:date="2025-07-20T11:20:00Z" w:initials="">
-    <w:p>
-      <w:pPr>
-        <w:pStyle w:val="10"/>
-        <w:ind w:firstLine="241"/>
-      </w:pPr>
-      <w:r>
-        <w:rPr>
-          <w:rFonts w:hint="eastAsia" w:ascii="宋体" w:hAnsi="宋体"/>
-          <w:b/>
-          <w:bCs/>
-          <w:kern w:val="2"/>
-          <w:sz w:val="24"/>
-          <w:szCs w:val="24"/>
-          <w:highlight w:val="yellow"/>
-          <w:lang w:bidi="ar"/>
-        </w:rPr>
-        <w:t>一级节标题（</w:t>
-      </w:r>
-      <w:r>
-        <w:rPr>
-          <w:rFonts w:hint="eastAsia" w:ascii="宋体" w:hAnsi="宋体"/>
-          <w:b/>
-          <w:bCs/>
-          <w:kern w:val="2"/>
-          <w:sz w:val="24"/>
-          <w:szCs w:val="24"/>
-          <w:lang w:bidi="ar"/>
-        </w:rPr>
-        <w:t>序号为1.2.3.……，序</w:t>
-      </w:r>
-      <w:r>
-        <w:rPr>
-          <w:rFonts w:hint="eastAsia"/>
-          <w:b/>
-          <w:sz w:val="21"/>
-          <w:szCs w:val="21"/>
-        </w:rPr>
-        <w:t>号后用.不用、</w:t>
-      </w:r>
-    </w:p>
-    <w:p>
-      <w:pPr>
-        <w:pStyle w:val="3"/>
-        <w:rPr>
-          <w:rFonts w:hint="eastAsia" w:ascii="宋体" w:hAnsi="宋体" w:eastAsia="宋体" w:cs="Times New Roman"/>
-          <w:lang w:bidi="ar"/>
-        </w:rPr>
-      </w:pPr>
-      <w:r>
-        <w:rPr>
-          <w:rFonts w:hint="eastAsia" w:ascii="宋体" w:hAnsi="宋体" w:eastAsia="宋体" w:cs="Times New Roman"/>
-          <w:b/>
-          <w:bCs/>
-          <w:lang w:bidi="ar"/>
-        </w:rPr>
-        <w:t>）：</w:t>
-      </w:r>
-      <w:r>
-        <w:rPr>
-          <w:rFonts w:hint="eastAsia" w:ascii="宋体" w:hAnsi="宋体" w:eastAsia="宋体" w:cs="Times New Roman"/>
-          <w:lang w:bidi="ar"/>
-        </w:rPr>
-        <w:t>首行缩进2字符，黑体四号；段前0.5倍，段后0.5倍；行距：多倍行距1.25倍</w:t>
-      </w:r>
-    </w:p>
-    <w:p>
-      <w:pPr>
-        <w:ind w:firstLine="480" w:firstLineChars="200"/>
-      </w:pPr>
-      <w:r>
-        <w:rPr>
-          <w:rFonts w:hint="eastAsia" w:ascii="宋体" w:hAnsi="宋体"/>
-          <w:bCs/>
-        </w:rPr>
-        <w:t>字母数字的字体为TimeNewRomans</w:t>
-      </w:r>
-    </w:p>
-  </w:comment>
-  <w:comment w:id="2" w:author="Serenity_张" w:date="2025-07-20T11:25:00Z" w:initials="">
-    <w:p>
-      <w:pPr>
-        <w:pStyle w:val="3"/>
-        <w:rPr>
-          <w:rFonts w:hint="eastAsia" w:ascii="宋体" w:hAnsi="宋体"/>
-          <w:lang w:bidi="ar"/>
-        </w:rPr>
-      </w:pPr>
-      <w:r>
-        <w:rPr>
-          <w:rFonts w:hint="eastAsia" w:ascii="宋体" w:hAnsi="宋体"/>
-          <w:b/>
-          <w:bCs/>
-          <w:highlight w:val="yellow"/>
-          <w:lang w:bidi="ar"/>
-        </w:rPr>
-        <w:t>二级节标题</w:t>
-      </w:r>
-      <w:r>
-        <w:rPr>
-          <w:rFonts w:hint="eastAsia" w:ascii="宋体" w:hAnsi="宋体"/>
-          <w:b/>
-          <w:bCs/>
-          <w:lang w:bidi="ar"/>
-        </w:rPr>
-        <w:t>：</w:t>
-      </w:r>
-      <w:r>
-        <w:rPr>
-          <w:rFonts w:hint="eastAsia" w:ascii="宋体" w:hAnsi="宋体"/>
-          <w:lang w:bidi="ar"/>
-        </w:rPr>
-        <w:t>缩进2字符，黑体小4号；段前0.5行，段后0.5行；行距：</w:t>
-      </w:r>
-      <w:r>
-        <w:rPr>
-          <w:rFonts w:hint="eastAsia" w:ascii="宋体" w:hAnsi="宋体" w:eastAsia="宋体" w:cs="Times New Roman"/>
-          <w:lang w:bidi="ar"/>
-        </w:rPr>
-        <w:t>多倍行距1.25倍</w:t>
-      </w:r>
-    </w:p>
-    <w:p>
-      <w:pPr>
-        <w:ind w:firstLine="480" w:firstLineChars="200"/>
-      </w:pPr>
-      <w:r>
-        <w:rPr>
-          <w:rFonts w:hint="eastAsia" w:ascii="宋体" w:hAnsi="宋体"/>
-          <w:bCs/>
-        </w:rPr>
-        <w:t>字母数字的字体为TimeNewRomans</w:t>
-      </w:r>
-    </w:p>
-  </w:comment>
-  <w:comment w:id="3" w:author="test" w:date="2022-09-20T16:21:00Z" w:initials="">
-    <w:p>
-      <w:pPr>
-        <w:pStyle w:val="3"/>
-      </w:pPr>
-      <w:r>
-        <w:rPr>
-          <w:rFonts w:hint="eastAsia"/>
-        </w:rPr>
-        <w:t>开题报告里面文中引用的参考文献不用加角标</w:t>
-      </w:r>
-    </w:p>
-  </w:comment>
-  <w:comment w:id="4" w:author="Serenity_张" w:date="2025-07-20T12:05:00Z" w:initials="">
-    <w:p>
-      <w:pPr>
-        <w:rPr>
-          <w:rFonts w:hint="eastAsia" w:ascii="宋体" w:hAnsi="宋体" w:cs="宋体"/>
-          <w14:textOutline w14:w="11112" w14:cap="flat" w14:cmpd="sng" w14:algn="ctr">
-            <w14:solidFill>
-              <w14:srgbClr w14:val="FF0000"/>
-            </w14:solidFill>
-            <w14:prstDash w14:val="solid"/>
-            <w14:round/>
-          </w14:textOutline>
-        </w:rPr>
-      </w:pPr>
-      <w:r>
-        <w:rPr>
-          <w:rFonts w:hint="eastAsia" w:ascii="宋体" w:hAnsi="宋体" w:cs="宋体"/>
-          <w14:textOutline w14:w="11112" w14:cap="flat" w14:cmpd="sng" w14:algn="ctr">
-            <w14:solidFill>
-              <w14:srgbClr w14:val="FF0000"/>
-            </w14:solidFill>
-            <w14:prstDash w14:val="solid"/>
-            <w14:round/>
-          </w14:textOutline>
-        </w:rPr>
-        <w:t>进度起讫时间安排已固定，填写工作内容即可</w:t>
-      </w:r>
-    </w:p>
-    <w:p>
-      <w:pPr>
-        <w:pStyle w:val="3"/>
-      </w:pPr>
-    </w:p>
-  </w:comment>
-  <w:comment w:id="5" w:author="Serenity_张" w:date="2025-07-20T11:41:00Z" w:initials="">
-    <w:p>
-      <w:pPr>
-        <w:pStyle w:val="3"/>
-      </w:pPr>
-      <w:r>
-        <w:rPr>
-          <w:rFonts w:hint="eastAsia"/>
-        </w:rPr>
-        <w:t>此处不代表标题，应使用正文格式</w:t>
-      </w:r>
-    </w:p>
-  </w:comment>
-  <w:comment w:id="6" w:author="Serenity_张" w:date="2025-07-20T11:49:00Z" w:initials="">
-    <w:p>
-      <w:pPr>
-        <w:pStyle w:val="3"/>
-      </w:pPr>
-      <w:r>
-        <w:rPr>
-          <w:rFonts w:hint="eastAsia"/>
-        </w:rPr>
-        <w:t>可打字输入，不少于150字。</w:t>
-      </w:r>
-    </w:p>
-    <w:p>
-      <w:pPr>
-        <w:pStyle w:val="3"/>
-      </w:pPr>
-      <w:r>
-        <w:rPr>
-          <w:rFonts w:hint="eastAsia"/>
-        </w:rPr>
-        <w:t>教师评语应对课题内容进行简单描述，并分析其深度、广度，工作量是否合适，学生对课题的理解是否到位，学生能否在规定时间内完成课题研究。</w:t>
-      </w:r>
-    </w:p>
-    <w:p>
-      <w:pPr>
-        <w:pStyle w:val="3"/>
-      </w:pPr>
-    </w:p>
-    <w:p>
-      <w:pPr>
-        <w:pStyle w:val="3"/>
-      </w:pPr>
-      <w:r>
-        <w:rPr>
-          <w:rFonts w:hint="eastAsia"/>
-          <w:b/>
-          <w:bCs/>
-          <w:highlight w:val="yellow"/>
-        </w:rPr>
-        <w:t>“同意开题”四个字必须写在评语的末尾。</w:t>
-      </w:r>
-    </w:p>
-  </w:comment>
-</w:comments>
-</file>
-
-<file path=word/commentsExtended.xml><?xml version="1.0" encoding="utf-8"?>
-<w15:commentsEx xmlns:wpc="http://schemas.microsoft.com/office/word/2010/wordprocessingCanvas" xmlns:mc="http://schemas.openxmlformats.org/markup-compatibility/2006" xmlns:o="urn:schemas-microsoft-com:office:office" xmlns:r="http://schemas.openxmlformats.org/officeDocument/2006/relationships" xmlns:m="http://schemas.openxmlformats.org/officeDocument/2006/math" xmlns:v="urn:schemas-microsoft-com:vml" xmlns:wp14="http://schemas.microsoft.com/office/word/2010/wordprocessingDrawing" xmlns:wp="http://schemas.openxmlformats.org/drawingml/2006/wordprocessingDrawing" xmlns:w="http://schemas.openxmlformats.org/wordprocessingml/2006/main" xmlns:w14="http://schemas.microsoft.com/office/word/2010/wordml" xmlns:w15="http://schemas.microsoft.com/office/word/2012/wordml" xmlns:w10="urn:schemas-microsoft-com:office:word" xmlns:wpg="http://schemas.microsoft.com/office/word/2010/wordprocessingGroup" xmlns:wpi="http://schemas.microsoft.com/office/word/2010/wordprocessingInk" xmlns:wne="http://schemas.microsoft.com/office/word/2006/wordml" xmlns:wps="http://schemas.microsoft.com/office/word/2010/wordprocessingShape" xmlns:wpsCustomData="http://www.wps.cn/officeDocument/2013/wpsCustomData" mc:Ignorable="w14 w15 wp14">
-  <w15:commentEx w15:paraId="529B0F58" w15:done="0"/>
-  <w15:commentEx w15:paraId="17DBDE44" w15:done="0"/>
-  <w15:commentEx w15:paraId="4724D4E1" w15:done="0"/>
-  <w15:commentEx w15:paraId="162B72E2" w15:done="0"/>
-  <w15:commentEx w15:paraId="08F601DC" w15:done="0"/>
-  <w15:commentEx w15:paraId="66C10849" w15:done="0"/>
-  <w15:commentEx w15:paraId="0110A327" w15:done="0"/>
-</w15:commentsEx>
 </file>
 
 <file path=word/endnotes.xml><?xml version="1.0" encoding="utf-8"?>
@@ -2014,17 +1606,6 @@
     </w:r>
   </w:p>
 </w:hdr>
-</file>
-
-<file path=word/people.xml><?xml version="1.0" encoding="utf-8"?>
-<w15:people xmlns:wpc="http://schemas.microsoft.com/office/word/2010/wordprocessingCanvas" xmlns:mc="http://schemas.openxmlformats.org/markup-compatibility/2006" xmlns:o="urn:schemas-microsoft-com:office:office" xmlns:r="http://schemas.openxmlformats.org/officeDocument/2006/relationships" xmlns:m="http://schemas.openxmlformats.org/officeDocument/2006/math" xmlns:v="urn:schemas-microsoft-com:vml" xmlns:wp14="http://schemas.microsoft.com/office/word/2010/wordprocessingDrawing" xmlns:wp="http://schemas.openxmlformats.org/drawingml/2006/wordprocessingDrawing" xmlns:w="http://schemas.openxmlformats.org/wordprocessingml/2006/main" xmlns:w14="http://schemas.microsoft.com/office/word/2010/wordml" xmlns:w15="http://schemas.microsoft.com/office/word/2012/wordml" xmlns:w10="urn:schemas-microsoft-com:office:word" xmlns:wpg="http://schemas.microsoft.com/office/word/2010/wordprocessingGroup" xmlns:wpi="http://schemas.microsoft.com/office/word/2010/wordprocessingInk" xmlns:wne="http://schemas.microsoft.com/office/word/2006/wordml" xmlns:wps="http://schemas.microsoft.com/office/word/2010/wordprocessingShape" xmlns:wpsCustomData="http://www.wps.cn/officeDocument/2013/wpsCustomData" mc:Ignorable="w14 w15 wp14">
-  <w15:person w15:author="Serenity_张">
-    <w15:presenceInfo w15:providerId="None" w15:userId="Serenity_张"/>
-  </w15:person>
-  <w15:person w15:author="test">
-    <w15:presenceInfo w15:providerId="None" w15:userId="test"/>
-  </w15:person>
-</w15:people>
 </file>
 
 <file path=word/styles.xml><?xml version="1.0" encoding="utf-8"?>
